--- a/react-js/react theory.docx
+++ b/react-js/react theory.docx
@@ -9,8 +9,8 @@
         <w:tblLook w:val="04A0" w:firstRow="1" w:lastRow="0" w:firstColumn="1" w:lastColumn="0" w:noHBand="0" w:noVBand="1"/>
       </w:tblPr>
       <w:tblGrid>
-        <w:gridCol w:w="1622"/>
-        <w:gridCol w:w="7394"/>
+        <w:gridCol w:w="1652"/>
+        <w:gridCol w:w="8958"/>
       </w:tblGrid>
       <w:tr>
         <w:trPr>
@@ -311,15 +311,7 @@
               <w:cnfStyle w:val="000000100000" w:firstRow="0" w:lastRow="0" w:firstColumn="0" w:lastColumn="0" w:oddVBand="0" w:evenVBand="0" w:oddHBand="1" w:evenHBand="0" w:firstRowFirstColumn="0" w:firstRowLastColumn="0" w:lastRowFirstColumn="0" w:lastRowLastColumn="0"/>
             </w:pPr>
             <w:r>
-              <w:t xml:space="preserve">A function that updates state based on dispatched actions, commonly used with </w:t>
-            </w:r>
-            <w:proofErr w:type="spellStart"/>
-            <w:r>
-              <w:t>useReducer</w:t>
-            </w:r>
-            <w:proofErr w:type="spellEnd"/>
-            <w:r>
-              <w:t>.</w:t>
+              <w:t>A function that updates state based on dispatched actions, commonly used with useReducer.</w:t>
             </w:r>
           </w:p>
         </w:tc>
@@ -335,11 +327,9 @@
             <w:pPr>
               <w:spacing w:after="160" w:line="278" w:lineRule="auto"/>
             </w:pPr>
-            <w:proofErr w:type="spellStart"/>
             <w:r>
               <w:t>useEffect</w:t>
             </w:r>
-            <w:proofErr w:type="spellEnd"/>
           </w:p>
         </w:tc>
         <w:tc>
@@ -373,11 +363,9 @@
             <w:pPr>
               <w:spacing w:after="160" w:line="278" w:lineRule="auto"/>
             </w:pPr>
-            <w:proofErr w:type="spellStart"/>
             <w:r>
               <w:t>useRef</w:t>
             </w:r>
-            <w:proofErr w:type="spellEnd"/>
           </w:p>
         </w:tc>
         <w:tc>
@@ -441,6 +429,10 @@
     <w:p/>
     <w:p/>
     <w:p/>
+    <w:p/>
+    <w:p/>
+    <w:p/>
+    <w:p/>
     <w:p>
       <w:pPr>
         <w:rPr>
@@ -590,21 +582,12 @@
           <w:numId w:val="1"/>
         </w:numPr>
       </w:pPr>
-      <w:proofErr w:type="spellStart"/>
-      <w:r>
-        <w:rPr>
-          <w:b/>
-          <w:bCs/>
-        </w:rPr>
-        <w:t>useEffect</w:t>
-      </w:r>
-      <w:proofErr w:type="spellEnd"/>
-      <w:r>
-        <w:rPr>
-          <w:b/>
-          <w:bCs/>
-        </w:rPr>
-        <w:t>:</w:t>
+      <w:r>
+        <w:rPr>
+          <w:b/>
+          <w:bCs/>
+        </w:rPr>
+        <w:t>useEffect:</w:t>
       </w:r>
       <w:r>
         <w:t xml:space="preserve"> Handles side effects after rendering. </w:t>
@@ -617,21 +600,12 @@
           <w:numId w:val="1"/>
         </w:numPr>
       </w:pPr>
-      <w:proofErr w:type="spellStart"/>
-      <w:r>
-        <w:rPr>
-          <w:b/>
-          <w:bCs/>
-        </w:rPr>
-        <w:t>useRef</w:t>
-      </w:r>
-      <w:proofErr w:type="spellEnd"/>
-      <w:r>
-        <w:rPr>
-          <w:b/>
-          <w:bCs/>
-        </w:rPr>
-        <w:t>:</w:t>
+      <w:r>
+        <w:rPr>
+          <w:b/>
+          <w:bCs/>
+        </w:rPr>
+        <w:t>useRef:</w:t>
       </w:r>
       <w:r>
         <w:t xml:space="preserve"> Persistent mutable value or DOM reference. </w:t>
@@ -655,10 +629,282 @@
         <w:t xml:space="preserve"> Global state sharing without prop drilling.</w:t>
       </w:r>
     </w:p>
+    <w:p>
+      <w:pPr>
+        <w:numPr>
+          <w:ilvl w:val="0"/>
+          <w:numId w:val="1"/>
+        </w:numPr>
+      </w:pPr>
+      <w:r>
+        <w:rPr>
+          <w:b/>
+          <w:bCs/>
+        </w:rPr>
+        <w:t xml:space="preserve">useMemo </w:t>
+      </w:r>
+      <w:r>
+        <w:rPr>
+          <w:b/>
+          <w:bCs/>
+        </w:rPr>
+        <w:t>:</w:t>
+      </w:r>
+      <w:r>
+        <w:t xml:space="preserve"> Caches a computed value and recalculates it only when its dependencies change.</w:t>
+      </w:r>
+    </w:p>
+    <w:p>
+      <w:pPr>
+        <w:ind w:left="720"/>
+      </w:pPr>
+      <w:r>
+        <w:rPr>
+          <w:b/>
+          <w:bCs/>
+        </w:rPr>
+        <w:t>(useMemu remember the value)</w:t>
+      </w:r>
+    </w:p>
+    <w:p>
+      <w:pPr>
+        <w:numPr>
+          <w:ilvl w:val="0"/>
+          <w:numId w:val="1"/>
+        </w:numPr>
+      </w:pPr>
+      <w:r>
+        <w:rPr>
+          <w:b/>
+          <w:bCs/>
+        </w:rPr>
+        <w:t>useCallback</w:t>
+      </w:r>
+      <w:r>
+        <w:rPr>
+          <w:b/>
+          <w:bCs/>
+        </w:rPr>
+        <w:t>:</w:t>
+      </w:r>
+      <w:r>
+        <w:t xml:space="preserve"> Caches a function and recreates it only when its dependencies change.</w:t>
+      </w:r>
+    </w:p>
+    <w:p>
+      <w:pPr>
+        <w:pStyle w:val="ListParagraph"/>
+        <w:rPr>
+          <w:b/>
+          <w:bCs/>
+        </w:rPr>
+      </w:pPr>
+      <w:r>
+        <w:rPr>
+          <w:b/>
+          <w:bCs/>
+        </w:rPr>
+        <w:t>(use</w:t>
+      </w:r>
+      <w:r>
+        <w:rPr>
+          <w:b/>
+          <w:bCs/>
+        </w:rPr>
+        <w:t>Callback</w:t>
+      </w:r>
+      <w:r>
+        <w:rPr>
+          <w:b/>
+          <w:bCs/>
+        </w:rPr>
+        <w:t xml:space="preserve"> remember the </w:t>
+      </w:r>
+      <w:r>
+        <w:rPr>
+          <w:b/>
+          <w:bCs/>
+        </w:rPr>
+        <w:t>function</w:t>
+      </w:r>
+      <w:r>
+        <w:rPr>
+          <w:b/>
+          <w:bCs/>
+        </w:rPr>
+        <w:t>)</w:t>
+      </w:r>
+    </w:p>
+    <w:p>
+      <w:pPr>
+        <w:numPr>
+          <w:ilvl w:val="0"/>
+          <w:numId w:val="1"/>
+        </w:numPr>
+      </w:pPr>
+      <w:r>
+        <w:rPr>
+          <w:b/>
+          <w:bCs/>
+        </w:rPr>
+        <w:t>React.memo</w:t>
+      </w:r>
+      <w:r>
+        <w:rPr>
+          <w:b/>
+          <w:bCs/>
+        </w:rPr>
+        <w:t xml:space="preserve"> : </w:t>
+      </w:r>
+      <w:r>
+        <w:t>React.memo is a Higher-Order Component that memoizes a functional component and prevents unnecessary re-renders when its props remain unchanged.</w:t>
+      </w:r>
+    </w:p>
+    <w:p>
+      <w:pPr>
+        <w:pStyle w:val="ListParagraph"/>
+        <w:rPr>
+          <w:b/>
+          <w:bCs/>
+        </w:rPr>
+      </w:pPr>
+      <w:r>
+        <w:rPr>
+          <w:b/>
+          <w:bCs/>
+        </w:rPr>
+        <w:t>(</w:t>
+      </w:r>
+      <w:r>
+        <w:rPr>
+          <w:b/>
+          <w:bCs/>
+        </w:rPr>
+        <w:t>React.Memo</w:t>
+      </w:r>
+      <w:r>
+        <w:rPr>
+          <w:b/>
+          <w:bCs/>
+        </w:rPr>
+        <w:t xml:space="preserve"> remember the </w:t>
+      </w:r>
+      <w:r>
+        <w:rPr>
+          <w:b/>
+          <w:bCs/>
+        </w:rPr>
+        <w:t>Componants</w:t>
+      </w:r>
+      <w:r>
+        <w:rPr>
+          <w:b/>
+          <w:bCs/>
+        </w:rPr>
+        <w:t>)</w:t>
+      </w:r>
+    </w:p>
+    <w:p>
+      <w:pPr>
+        <w:pStyle w:val="ListParagraph"/>
+        <w:numPr>
+          <w:ilvl w:val="0"/>
+          <w:numId w:val="2"/>
+        </w:numPr>
+        <w:ind w:left="720"/>
+        <w:rPr>
+          <w:b/>
+          <w:bCs/>
+        </w:rPr>
+      </w:pPr>
+      <w:r>
+        <w:rPr>
+          <w:b/>
+          <w:bCs/>
+        </w:rPr>
+        <w:t xml:space="preserve">Redux Thunk </w:t>
+      </w:r>
+      <w:r>
+        <w:rPr>
+          <w:b/>
+          <w:bCs/>
+        </w:rPr>
+        <w:t>:</w:t>
+      </w:r>
+      <w:r>
+        <w:rPr>
+          <w:b/>
+          <w:bCs/>
+        </w:rPr>
+        <w:t xml:space="preserve"> </w:t>
+      </w:r>
+      <w:r>
+        <w:t>Handles asynchronous actions (API calls, delays, async logic).</w:t>
+      </w:r>
+    </w:p>
+    <w:p>
+      <w:pPr>
+        <w:pStyle w:val="ListParagraph"/>
+        <w:numPr>
+          <w:ilvl w:val="0"/>
+          <w:numId w:val="2"/>
+        </w:numPr>
+        <w:ind w:left="720"/>
+        <w:rPr>
+          <w:b/>
+          <w:bCs/>
+        </w:rPr>
+      </w:pPr>
+      <w:r>
+        <w:rPr>
+          <w:b/>
+          <w:bCs/>
+        </w:rPr>
+        <w:t>Firebase</w:t>
+      </w:r>
+      <w:r>
+        <w:rPr>
+          <w:b/>
+          <w:bCs/>
+        </w:rPr>
+        <w:t>:</w:t>
+      </w:r>
+      <w:r>
+        <w:t xml:space="preserve"> </w:t>
+      </w:r>
+      <w:r>
+        <w:t xml:space="preserve">firebase is provides </w:t>
+      </w:r>
+      <w:r>
+        <w:t xml:space="preserve">Ready-made Backend by Google </w:t>
+      </w:r>
+      <w:r>
+        <w:rPr>
+          <w:rFonts w:ascii="Segoe UI Emoji" w:hAnsi="Segoe UI Emoji" w:cs="Segoe UI Emoji"/>
+        </w:rPr>
+        <w:t>🚀</w:t>
+      </w:r>
+      <w:r>
+        <w:rPr>
+          <w:rFonts w:ascii="Segoe UI Emoji" w:hAnsi="Segoe UI Emoji" w:cs="Segoe UI Emoji"/>
+        </w:rPr>
+        <w:t xml:space="preserve"> (BaaS)</w:t>
+      </w:r>
+    </w:p>
+    <w:p>
+      <w:pPr>
+        <w:ind w:left="720"/>
+      </w:pPr>
+    </w:p>
+    <w:p>
+      <w:pPr>
+        <w:ind w:left="720"/>
+      </w:pPr>
+    </w:p>
     <w:p/>
     <w:sectPr>
       <w:pgSz w:w="11906" w:h="16838"/>
-      <w:pgMar w:top="1440" w:right="1440" w:bottom="1440" w:left="1440" w:header="720" w:footer="720" w:gutter="0"/>
+      <w:pgMar w:top="1440" w:right="566" w:bottom="1440" w:left="720" w:header="720" w:footer="720" w:gutter="0"/>
       <w:cols w:space="720"/>
       <w:docGrid w:linePitch="360"/>
     </w:sectPr>
@@ -669,6 +915,119 @@
 <file path=word/numbering.xml><?xml version="1.0" encoding="utf-8"?>
 <w:numbering xmlns:wpc="http://schemas.microsoft.com/office/word/2010/wordprocessingCanvas" xmlns:cx="http://schemas.microsoft.com/office/drawing/2014/chartex" xmlns:cx1="http://schemas.microsoft.com/office/drawing/2015/9/8/chartex" xmlns:cx2="http://schemas.microsoft.com/office/drawing/2015/10/21/chartex" xmlns:cx3="http://schemas.microsoft.com/office/drawing/2016/5/9/chartex" xmlns:cx4="http://schemas.microsoft.com/office/drawing/2016/5/10/chartex" xmlns:cx5="http://schemas.microsoft.com/office/drawing/2016/5/11/chartex" xmlns:cx6="http://schemas.microsoft.com/office/drawing/2016/5/12/chartex" xmlns:cx7="http://schemas.microsoft.com/office/drawing/2016/5/13/chartex" xmlns:cx8="http://schemas.microsoft.com/office/drawing/2016/5/14/chartex" xmlns:mc="http://schemas.openxmlformats.org/markup-compatibility/2006" xmlns:aink="http://schemas.microsoft.com/office/drawing/2016/ink" xmlns:am3d="http://schemas.microsoft.com/office/drawing/2017/model3d" xmlns:o="urn:schemas-microsoft-com:office:office" xmlns:oel="http://schemas.microsoft.com/office/2019/extlst" xmlns:r="http://schemas.openxmlformats.org/officeDocument/2006/relationships" xmlns:m="http://schemas.openxmlformats.org/officeDocument/2006/math" xmlns:v="urn:schemas-microsoft-com:vml" xmlns:wp14="http://schemas.microsoft.com/office/word/2010/wordprocessingDrawing" xmlns:wp="http://schemas.openxmlformats.org/drawingml/2006/wordprocessingDrawing" xmlns:w10="urn:schemas-microsoft-com:office:word" xmlns:w="http://schemas.openxmlformats.org/wordprocessingml/2006/main" xmlns:w14="http://schemas.microsoft.com/office/word/2010/wordml" xmlns:w15="http://schemas.microsoft.com/office/word/2012/wordml" xmlns:w16cex="http://schemas.microsoft.com/office/word/2018/wordml/cex" xmlns:w16cid="http://schemas.microsoft.com/office/word/2016/wordml/cid" xmlns:w16="http://schemas.microsoft.com/office/word/2018/wordml" xmlns:w16du="http://schemas.microsoft.com/office/word/2023/wordml/word16du" xmlns:w16sdtdh="http://schemas.microsoft.com/office/word/2020/wordml/sdtdatahash" xmlns:w16sdtfl="http://schemas.microsoft.com/office/word/2024/wordml/sdtformatlock" xmlns:w16se="http://schemas.microsoft.com/office/word/2015/wordml/symex" xmlns:wpg="http://schemas.microsoft.com/office/word/2010/wordprocessingGroup" xmlns:wpi="http://schemas.microsoft.com/office/word/2010/wordprocessingInk" xmlns:wne="http://schemas.microsoft.com/office/word/2006/wordml" xmlns:wps="http://schemas.microsoft.com/office/word/2010/wordprocessingShape" mc:Ignorable="w14 w15 w16se w16cid w16 w16cex w16sdtdh w16sdtfl w16du wp14">
   <w:abstractNum w:abstractNumId="0" w15:restartNumberingAfterBreak="0">
+    <w:nsid w:val="2EF230F6"/>
+    <w:multiLevelType w:val="hybridMultilevel"/>
+    <w:tmpl w:val="F4C240AE"/>
+    <w:lvl w:ilvl="0" w:tplc="40090001">
+      <w:start w:val="1"/>
+      <w:numFmt w:val="bullet"/>
+      <w:lvlText w:val=""/>
+      <w:lvlJc w:val="left"/>
+      <w:pPr>
+        <w:ind w:left="1440" w:hanging="360"/>
+      </w:pPr>
+      <w:rPr>
+        <w:rFonts w:ascii="Symbol" w:hAnsi="Symbol" w:hint="default"/>
+      </w:rPr>
+    </w:lvl>
+    <w:lvl w:ilvl="1" w:tplc="40090003" w:tentative="1">
+      <w:start w:val="1"/>
+      <w:numFmt w:val="bullet"/>
+      <w:lvlText w:val="o"/>
+      <w:lvlJc w:val="left"/>
+      <w:pPr>
+        <w:ind w:left="2160" w:hanging="360"/>
+      </w:pPr>
+      <w:rPr>
+        <w:rFonts w:ascii="Courier New" w:hAnsi="Courier New" w:cs="Courier New" w:hint="default"/>
+      </w:rPr>
+    </w:lvl>
+    <w:lvl w:ilvl="2" w:tplc="40090005" w:tentative="1">
+      <w:start w:val="1"/>
+      <w:numFmt w:val="bullet"/>
+      <w:lvlText w:val=""/>
+      <w:lvlJc w:val="left"/>
+      <w:pPr>
+        <w:ind w:left="2880" w:hanging="360"/>
+      </w:pPr>
+      <w:rPr>
+        <w:rFonts w:ascii="Wingdings" w:hAnsi="Wingdings" w:hint="default"/>
+      </w:rPr>
+    </w:lvl>
+    <w:lvl w:ilvl="3" w:tplc="40090001" w:tentative="1">
+      <w:start w:val="1"/>
+      <w:numFmt w:val="bullet"/>
+      <w:lvlText w:val=""/>
+      <w:lvlJc w:val="left"/>
+      <w:pPr>
+        <w:ind w:left="3600" w:hanging="360"/>
+      </w:pPr>
+      <w:rPr>
+        <w:rFonts w:ascii="Symbol" w:hAnsi="Symbol" w:hint="default"/>
+      </w:rPr>
+    </w:lvl>
+    <w:lvl w:ilvl="4" w:tplc="40090003" w:tentative="1">
+      <w:start w:val="1"/>
+      <w:numFmt w:val="bullet"/>
+      <w:lvlText w:val="o"/>
+      <w:lvlJc w:val="left"/>
+      <w:pPr>
+        <w:ind w:left="4320" w:hanging="360"/>
+      </w:pPr>
+      <w:rPr>
+        <w:rFonts w:ascii="Courier New" w:hAnsi="Courier New" w:cs="Courier New" w:hint="default"/>
+      </w:rPr>
+    </w:lvl>
+    <w:lvl w:ilvl="5" w:tplc="40090005" w:tentative="1">
+      <w:start w:val="1"/>
+      <w:numFmt w:val="bullet"/>
+      <w:lvlText w:val=""/>
+      <w:lvlJc w:val="left"/>
+      <w:pPr>
+        <w:ind w:left="5040" w:hanging="360"/>
+      </w:pPr>
+      <w:rPr>
+        <w:rFonts w:ascii="Wingdings" w:hAnsi="Wingdings" w:hint="default"/>
+      </w:rPr>
+    </w:lvl>
+    <w:lvl w:ilvl="6" w:tplc="40090001" w:tentative="1">
+      <w:start w:val="1"/>
+      <w:numFmt w:val="bullet"/>
+      <w:lvlText w:val=""/>
+      <w:lvlJc w:val="left"/>
+      <w:pPr>
+        <w:ind w:left="5760" w:hanging="360"/>
+      </w:pPr>
+      <w:rPr>
+        <w:rFonts w:ascii="Symbol" w:hAnsi="Symbol" w:hint="default"/>
+      </w:rPr>
+    </w:lvl>
+    <w:lvl w:ilvl="7" w:tplc="40090003" w:tentative="1">
+      <w:start w:val="1"/>
+      <w:numFmt w:val="bullet"/>
+      <w:lvlText w:val="o"/>
+      <w:lvlJc w:val="left"/>
+      <w:pPr>
+        <w:ind w:left="6480" w:hanging="360"/>
+      </w:pPr>
+      <w:rPr>
+        <w:rFonts w:ascii="Courier New" w:hAnsi="Courier New" w:cs="Courier New" w:hint="default"/>
+      </w:rPr>
+    </w:lvl>
+    <w:lvl w:ilvl="8" w:tplc="40090005" w:tentative="1">
+      <w:start w:val="1"/>
+      <w:numFmt w:val="bullet"/>
+      <w:lvlText w:val=""/>
+      <w:lvlJc w:val="left"/>
+      <w:pPr>
+        <w:ind w:left="7200" w:hanging="360"/>
+      </w:pPr>
+      <w:rPr>
+        <w:rFonts w:ascii="Wingdings" w:hAnsi="Wingdings" w:hint="default"/>
+      </w:rPr>
+    </w:lvl>
+  </w:abstractNum>
+  <w:abstractNum w:abstractNumId="1" w15:restartNumberingAfterBreak="0">
     <w:nsid w:val="7770593D"/>
     <w:multiLevelType w:val="multilevel"/>
     <w:tmpl w:val="752C7F78"/>
@@ -818,6 +1177,9 @@
     </w:lvl>
   </w:abstractNum>
   <w:num w:numId="1" w16cid:durableId="1416049941">
+    <w:abstractNumId w:val="1"/>
+  </w:num>
+  <w:num w:numId="2" w16cid:durableId="1565946818">
     <w:abstractNumId w:val="0"/>
   </w:num>
 </w:numbering>
